--- a/vi/files/sessions/s6_exercises_VN.docx
+++ b/vi/files/sessions/s6_exercises_VN.docx
@@ -2018,7 +2018,7 @@
               <w:rPr>
                 <w:sz w:val="19"/>
               </w:rPr>
-              <w:t>Alpha (thường là 5%) là nguy cơ chúng ta chấp nhận khi kết luận có tác động trong khi thực ra không có.</w:t>
+              <w:t>Alpha (thường là 5%) là nguy cơ chấp nhận được khi kết luận có tác động trong khi thực ra không có.</w:t>
             </w:r>
           </w:p>
         </w:tc>
@@ -3485,7 +3485,7 @@
         <w:keepNext/>
       </w:pPr>
       <w:r>
-        <w:t>Trong lớp chúng ta cùng làm cho Q1. Sau đó hoàn thành cho câu hỏi bạn chọn, dùng bảng so sánh trong gói kết quả của câu hỏi đó.</w:t>
+        <w:t>Trên lớp, cả lớp cùng làm cho Q1. Sau đó hoàn thành cho câu hỏi bạn chọn, dùng bảng so sánh trong gói kết quả của câu hỏi đó.</w:t>
       </w:r>
     </w:p>
     <w:tbl>
@@ -3951,7 +3951,7 @@
     </w:p>
     <w:p>
       <w:r>
-        <w:t xml:space="preserve">Trong lớp chúng ta đọc bảng của ví dụ xuyên suốt trên slide. Để luyện thêm: một nghiên cứu thuần tập (giả lập) trên 600 người lớn nằm ICU nội khoa tìm các yếu tố liên quan đến </w:t>
+        <w:t xml:space="preserve">Trên lớp, cả lớp đọc bảng của ví dụ xuyên suốt trên slide. Để luyện thêm: một nghiên cứu thuần tập (giả lập) trên 600 người lớn nằm ICU nội khoa tìm các yếu tố liên quan đến </w:t>
       </w:r>
       <w:r>
         <w:rPr>
@@ -5800,7 +5800,7 @@
     </w:p>
     <w:p>
       <w:r>
-        <w:t>Trong lớp chúng ta cùng làm cho Q1. Sau đó hoàn thành cho câu hỏi bạn chọn, dùng bảng hồi quy và bảng dữ liệu thiếu trong gói kết quả của câu hỏi đó.</w:t>
+        <w:t>Trên lớp, cả lớp cùng làm cho Q1. Sau đó hoàn thành cho câu hỏi bạn chọn, dùng bảng hồi quy và bảng dữ liệu thiếu trong gói kết quả của câu hỏi đó.</w:t>
       </w:r>
     </w:p>
     <w:p>

--- a/vi/files/sessions/s6_exercises_VN.docx
+++ b/vi/files/sessions/s6_exercises_VN.docx
@@ -144,38 +144,7 @@
         <w:keepNext/>
       </w:pPr>
       <w:r>
-        <w:t>Phiếu được gửi qua email trước buổi học, dưới dạng tệp Word và tệp PDF. Gõ câu trả lời vào tệp Word (hoặc in bản PDF). Trong lớp, cả lớp cùng làm Bài tập 4 và 8: làm đầy đủ cho Câu hỏi 1 (Q1) và làm nhanh cho Q2 đến Q5 (trả lời trong khung chat hoặc bằng bình chọn; giảng viên gõ câu trả lời của lớp lên màn hình chia sẻ). Sau buổi học, hãy hoàn thành Bài tập 4 và 8 cho MỘT câu hỏi bạn đã chọn cho bản thảo, dùng gói kết quả phân tích của câu hỏi đó (</w:t>
-      </w:r>
-      <w:r>
-        <w:rPr>
-          <w:rFonts w:ascii="Consolas" w:hAnsi="Consolas" w:cs="Consolas" w:eastAsia="Consolas"/>
-          <w:color w:val="0B376C"/>
-          <w:sz w:val="19"/>
-        </w:rPr>
-        <w:t>Course/Data/results_packs/Results_Pack_Q1</w:t>
-      </w:r>
-      <w:r>
-        <w:t xml:space="preserve"> đến </w:t>
-      </w:r>
-      <w:r>
-        <w:rPr>
-          <w:rFonts w:ascii="Consolas" w:hAnsi="Consolas" w:cs="Consolas" w:eastAsia="Consolas"/>
-          <w:color w:val="0B376C"/>
-          <w:sz w:val="19"/>
-        </w:rPr>
-        <w:t>Q5</w:t>
-      </w:r>
-      <w:r>
-        <w:t xml:space="preserve">, PDF): câu trả lời của bạn sẽ là phần cốt lõi của mục Kết quả trong bản thảo (Buổi 7). Các bài tập khác là bài về nhà hoặc tự kiểm tra. Không cần máy tính bỏ túi. Các bài tập có ký hiệu </w:t>
-      </w:r>
-      <w:r>
-        <w:rPr>
-          <w:b/>
-        </w:rPr>
-        <w:t>[FLUID-ICU]</w:t>
-      </w:r>
-      <w:r>
-        <w:t xml:space="preserve"> dùng bộ dữ liệu của khóa học FLUID-ICU (mô phỏng). Bài tập 9 hoàn thiện Phần 3 đề cương của riêng bạn.</w:t>
+        <w:t>Gõ câu trả lời vào tệp Word này hoặc in bản PDF. Bài tập 4 và 8 làm trên lớp cho Q1. Cuối buổi, bạn chọn câu hỏi của mình (Q1 đến Q5). Sau đó làm lại Bài tập 4 và 8 cho câu hỏi đó, dùng gói kết quả của nó: câu trả lời sẽ là phần cốt lõi của phần Kết quả. Bài tập 9 hoàn thiện Phần 3 đề cương của riêng bạn.</w:t>
       </w:r>
     </w:p>
     <w:tbl>
@@ -1197,33 +1166,6 @@
       <w:pPr>
         <w:spacing w:after="80"/>
       </w:pPr>
-    </w:p>
-    <w:p>
-      <w:r>
-        <w:t xml:space="preserve">Hình cho Bài tập 3 và 6 nằm trong </w:t>
-      </w:r>
-      <w:r>
-        <w:rPr>
-          <w:rFonts w:ascii="Consolas" w:hAnsi="Consolas" w:cs="Consolas" w:eastAsia="Consolas"/>
-          <w:color w:val="0B376C"/>
-          <w:sz w:val="19"/>
-        </w:rPr>
-        <w:t>Resources/figures/vi/sat3/</w:t>
-      </w:r>
-      <w:r>
-        <w:t xml:space="preserve"> (bản tiếng Anh trong </w:t>
-      </w:r>
-      <w:r>
-        <w:rPr>
-          <w:rFonts w:ascii="Consolas" w:hAnsi="Consolas" w:cs="Consolas" w:eastAsia="Consolas"/>
-          <w:color w:val="0B376C"/>
-          <w:sz w:val="19"/>
-        </w:rPr>
-        <w:t>.../en/sat3/</w:t>
-      </w:r>
-      <w:r>
-        <w:t>).</w:t>
-      </w:r>
     </w:p>
     <w:p>
       <w:pPr>
@@ -6176,13 +6118,7 @@
         <w:t>Phần B: trường hợp đầy đủ so với quy gán đa bội</w:t>
       </w:r>
       <w:r>
-        <w:t xml:space="preserve"> </w:t>
-      </w:r>
-      <w:r>
-        <w:rPr>
-          <w:i/>
-        </w:rPr>
-        <w:t>(đọc kết quả từ gói của bạn; kết quả được tạo bởi script mẫu `Course/Data/R/05_missing.R`. Cấp độ 1 không dạy cách quy gán hoạt động; Cấp độ 2 có giới thiệu và Cấp độ 3, Học phần H trình bày sâu.)</w:t>
+        <w:t xml:space="preserve"> (đọc kết quả từ gói của bạn)</w:t>
       </w:r>
     </w:p>
     <w:p>
@@ -6330,10 +6266,10 @@
           <w:color w:val="0B376C"/>
           <w:sz w:val="19"/>
         </w:rPr>
-        <w:t>Course/Templates/Research_Proposal_Template.docx</w:t>
+        <w:t>Research_Proposal_Template_VN.docx</w:t>
       </w:r>
       <w:r>
-        <w:t>).</w:t>
+        <w:t>, gửi qua email).</w:t>
       </w:r>
     </w:p>
     <w:p>
@@ -6869,10 +6805,10 @@
           <w:color w:val="0B376C"/>
           <w:sz w:val="19"/>
         </w:rPr>
-        <w:t>Resources/tools/sample_size_calculator.xlsx</w:t>
+        <w:t>sample_size_calculator.xlsx</w:t>
       </w:r>
       <w:r>
-        <w:t xml:space="preserve"> hoặc email cho giảng viên):</w:t>
+        <w:t xml:space="preserve"> (gửi qua email) hoặc email cho giảng viên):</w:t>
       </w:r>
     </w:p>
     <w:p>
